--- a/docs/exemples/conseil/04-aipd-rgpd.docx
+++ b/docs/exemples/conseil/04-aipd-rgpd.docx
@@ -1641,7 +1641,7 @@
         <w:color w:val="33403B"/>
         <w:sz w:val="13"/>
       </w:rPr>
-      <w:t>Empreinte SHA-256 de l'état de la mission à l'édition : be7b83a3386e9466227d8fc1dc3dc08973672f46b8ba0db1246997f7722e2e6b</w:t>
+      <w:t>Empreinte SHA-256 de l'état de la mission à l'édition : b74a86b53875b57c1a939c4a3399b4add2a26263c49b95e3f621b4069c7ebd63</w:t>
     </w:r>
   </w:p>
   <w:p>

--- a/docs/exemples/conseil/04-aipd-rgpd.docx
+++ b/docs/exemples/conseil/04-aipd-rgpd.docx
@@ -1641,7 +1641,7 @@
         <w:color w:val="33403B"/>
         <w:sz w:val="13"/>
       </w:rPr>
-      <w:t>Empreinte SHA-256 de l'état de la mission à l'édition : b74a86b53875b57c1a939c4a3399b4add2a26263c49b95e3f621b4069c7ebd63</w:t>
+      <w:t>Empreinte SHA-256 de l'état de la mission à l'édition : 143dfce57d167905bbe2b6cf363f1f64f3ee118732de9c36683e1622a5bb2e87</w:t>
     </w:r>
   </w:p>
   <w:p>

--- a/docs/exemples/conseil/04-aipd-rgpd.docx
+++ b/docs/exemples/conseil/04-aipd-rgpd.docx
@@ -250,7 +250,7 @@
                 <w:color w:val="EAF4F0"/>
                 <w:sz w:val="17"/>
               </w:rPr>
-              <w:t>30/07/2026</w:t>
+              <w:t>31/07/2026</w:t>
             </w:r>
           </w:p>
           <w:p>
@@ -799,6 +799,31 @@
       </w:tr>
     </w:tbl>
     <w:p/>
+    <w:p>
+      <w:pPr>
+        <w:spacing w:before="200" w:after="40"/>
+      </w:pPr>
+      <w:r>
+        <w:rPr>
+          <w:b/>
+          <w:i w:val="0"/>
+          <w:color w:val="0C2317"/>
+          <w:sz w:val="21"/>
+        </w:rPr>
+        <w:t>1.bis Registre des violations de données (Art. 33-34)</w:t>
+      </w:r>
+    </w:p>
+    <w:p>
+      <w:r>
+        <w:rPr>
+          <w:b w:val="0"/>
+          <w:i/>
+          <w:color w:val="6B7F78"/>
+          <w:sz w:val="18"/>
+        </w:rPr>
+        <w:t>Aucune violation de données n'a été constatée sur cette mission.</w:t>
+      </w:r>
+    </w:p>
     <w:p>
       <w:pPr>
         <w:spacing w:before="400" w:after="160"/>
@@ -1641,7 +1666,7 @@
         <w:color w:val="33403B"/>
         <w:sz w:val="13"/>
       </w:rPr>
-      <w:t>Empreinte SHA-256 de l'état de la mission à l'édition : 143dfce57d167905bbe2b6cf363f1f64f3ee118732de9c36683e1622a5bb2e87</w:t>
+      <w:t>Empreinte SHA-256 de l'état de la mission à l'édition : 3f8c7353af2c4f522229844da36ed26930d954c9c089d7d0acb546d16be17ec5</w:t>
     </w:r>
   </w:p>
   <w:p>

--- a/docs/exemples/conseil/04-aipd-rgpd.docx
+++ b/docs/exemples/conseil/04-aipd-rgpd.docx
@@ -1666,7 +1666,7 @@
         <w:color w:val="33403B"/>
         <w:sz w:val="13"/>
       </w:rPr>
-      <w:t>Empreinte SHA-256 de l'état de la mission à l'édition : 3f8c7353af2c4f522229844da36ed26930d954c9c089d7d0acb546d16be17ec5</w:t>
+      <w:t>Empreinte SHA-256 de l'état de la mission à l'édition : 3f13820ef901ac4680d862d6e113c1c9e43cdc87a055423bf6e3d5c0c1e27177</w:t>
     </w:r>
   </w:p>
   <w:p>
